--- a/document-templates/shared/07_Work_Restrictions_Consent_EXAMPLE.docx
+++ b/document-templates/shared/07_Work_Restrictions_Consent_EXAMPLE.docx
@@ -11,6 +11,8 @@
           <w:rFonts w:ascii="Arial" w:cs="Arial" w:eastAsia="Arial" w:hAnsi="Arial"/>
           <w:b/>
           <w:bCs/>
+          <w:color w:val="1F3864"/>
+          <w:sz w:val="32"/>
         </w:rPr>
         <w:t xml:space="preserve">Consent Letter — DTV Work Restrictions</w:t>
       </w:r>
@@ -150,6 +152,9 @@
       <w:r>
         <w:rPr>
           <w:rFonts w:ascii="Arial" w:cs="Arial" w:eastAsia="Arial" w:hAnsi="Arial"/>
+          <w:b/>
+          <w:color w:val="1F3864"/>
+          <w:sz w:val="26"/>
         </w:rPr>
         <w:t xml:space="preserve">1. Understanding of Work Restrictions</w:t>
       </w:r>
@@ -172,6 +177,9 @@
       <w:r>
         <w:rPr>
           <w:rFonts w:ascii="Arial" w:cs="Arial" w:eastAsia="Arial" w:hAnsi="Arial"/>
+          <w:b/>
+          <w:color w:val="1F3864"/>
+          <w:sz w:val="26"/>
         </w:rPr>
         <w:t xml:space="preserve">2. My Working Arrangement</w:t>
       </w:r>
@@ -211,6 +219,9 @@
       <w:r>
         <w:rPr>
           <w:rFonts w:ascii="Arial" w:cs="Arial" w:eastAsia="Arial" w:hAnsi="Arial"/>
+          <w:b/>
+          <w:color w:val="1F3864"/>
+          <w:sz w:val="26"/>
         </w:rPr>
         <w:t xml:space="preserve">3. Consent and Declaration</w:t>
       </w:r>
